--- a/fra/docx/32.content.docx
+++ b/fra/docx/32.content.docx
@@ -608,7 +608,7 @@
         <w:rPr>
           <w:lang w:val="fr_FR" w:bidi="fr_FR"/>
         </w:rPr>
-        <w:t xml:space="preserve"> Il dit:</w:t>
+        <w:t xml:space="preserve"> Il dit: Dans ma détresse, j’ai invoqué l’Éternel, Et il m’a répondu ; Des entrailles du séjour des morts j’ai appelé à l’aide, Et tu as entendu ma voix.</w:t>
       </w:r>
     </w:p>
     <w:p>
@@ -629,7 +629,7 @@
         <w:rPr>
           <w:lang w:val="fr_FR" w:bidi="fr_FR"/>
         </w:rPr>
-        <w:t xml:space="preserve"> Dans ma détresse, j’ai invoqué l’Éternel, Et il m’a répondu ; Des entrailles du séjour des morts j’ai appelé à l’aide, Et tu as entendu ma voix. Tu m’as jeté dans les profondeurs, dans le cœur des mers,</w:t>
+        <w:t xml:space="preserve"> Tu m’as jeté dans les profondeurs, dans le cœur des mers, Et les courants d’eau m’ont entouré ; Toutes tes vagues et tous tes flots sont passés sur moi.</w:t>
       </w:r>
     </w:p>
     <w:p>
@@ -650,7 +650,7 @@
         <w:rPr>
           <w:lang w:val="fr_FR" w:bidi="fr_FR"/>
         </w:rPr>
-        <w:t xml:space="preserve"> Et les courants d’eau m’ont entouré ; Toutes tes vagues et tous tes flots sont passés sur moi. Je disais : je suis chassé loin de ton regard !</w:t>
+        <w:t xml:space="preserve"> Je disais : je suis chassé loin de ton regard ! Mais je verrai encore ton saint temple.</w:t>
       </w:r>
     </w:p>
     <w:p>
@@ -671,7 +671,7 @@
         <w:rPr>
           <w:lang w:val="fr_FR" w:bidi="fr_FR"/>
         </w:rPr>
-        <w:t xml:space="preserve"> Mais je verrai encore ton saint temple. Les eaux m’ont couvert jusqu’à m’ôter la vie,</w:t>
+        <w:t xml:space="preserve"> Les eaux m’ont couvert jusqu’à m’ôter la vie, L’abîme m’a enveloppé, Les algues se sont enroulées autour de ma tête.</w:t>
       </w:r>
     </w:p>
     <w:p>
@@ -692,7 +692,7 @@
         <w:rPr>
           <w:lang w:val="fr_FR" w:bidi="fr_FR"/>
         </w:rPr>
-        <w:t xml:space="preserve"> L’abîme m’a enveloppé, Les algues se sont enroulées autour de ma tête. Je suis descendu jusqu’aux racines des montagnes,</w:t>
+        <w:t xml:space="preserve"> Je suis descendu jusqu’aux racines des montagnes, Les barres de la terre m’enfermaient pour toujours… Mais tu m’as fait remonter en vie de la fosse, Éternel, mon Dieu !</w:t>
       </w:r>
     </w:p>
     <w:p>
@@ -713,7 +713,7 @@
         <w:rPr>
           <w:lang w:val="fr_FR" w:bidi="fr_FR"/>
         </w:rPr>
-        <w:t xml:space="preserve"> Les barres de la terre m’enfermaient pour toujours… Mais tu m’as fait remonter en vie de la fosse, Éternel, mon Dieu ! Quand mon âme était sans force en moi,</w:t>
+        <w:t xml:space="preserve"> Quand mon âme était sans force en moi, Je me suis souvenu de l’Éternel, Et ma prière est arrivée jusqu’à toi, Dans ton saint temple.</w:t>
       </w:r>
     </w:p>
     <w:p>
@@ -734,7 +734,7 @@
         <w:rPr>
           <w:lang w:val="fr_FR" w:bidi="fr_FR"/>
         </w:rPr>
-        <w:t xml:space="preserve"> Je me suis souvenu de l’Éternel, Et ma prière est arrivée jusqu’à toi, Dans ton saint temple. Ceux qui s’attachent à de vaines idoles</w:t>
+        <w:t xml:space="preserve"> Ceux qui s’attachent à de vaines idoles Abandonnent la miséricorde.</w:t>
       </w:r>
     </w:p>
     <w:p>
@@ -755,7 +755,7 @@
         <w:rPr>
           <w:lang w:val="fr_FR" w:bidi="fr_FR"/>
         </w:rPr>
-        <w:t xml:space="preserve"> Abandonnent la miséricorde. Mais moi, je t’offrirai des sacrifices avec un cri de louange,</w:t>
+        <w:t xml:space="preserve"> Mais moi, je t’offrirai des sacrifices avec un cri de louange, J’accomplirai mes vœux : Le salut vient de l’Éternel.</w:t>
       </w:r>
     </w:p>
     <w:p>
@@ -776,7 +776,7 @@
         <w:rPr>
           <w:lang w:val="fr_FR" w:bidi="fr_FR"/>
         </w:rPr>
-        <w:t xml:space="preserve"> J’accomplirai mes vœux : Le salut vient de l’Éternel.L’Éternel parla au poisson, et le poisson vomit Jonas sur la terre.</w:t>
+        <w:t xml:space="preserve"> L’Éternel parla au poisson, et le poisson vomit Jonas sur la terre.</w:t>
       </w:r>
     </w:p>
     <w:p>
